--- a/WorkTimeManager_SWRS.docx
+++ b/WorkTimeManager_SWRS.docx
@@ -7,7 +7,60 @@
         <w:pStyle w:val="Heading1"/>
       </w:pPr>
       <w:r>
-        <w:t>소프트웨어 요구사항 명세 (SWRS) - WorkTimeManager</w:t>
+        <w:t>Software Requirements Specification (SWRS)</w:t>
+      </w:r>
+    </w:p>
+    <w:p>
+      <w:r/>
+      <w:r>
+        <w:rPr>
+          <w:b/>
+        </w:rPr>
+        <w:t>프로젝트명</w:t>
+      </w:r>
+      <w:r>
+        <w:t>: GSI Automotive 근태 관리 프로그램</w:t>
+      </w:r>
+    </w:p>
+    <w:p>
+      <w:r/>
+      <w:r>
+        <w:rPr>
+          <w:b/>
+        </w:rPr>
+        <w:t>작성일자</w:t>
+      </w:r>
+      <w:r>
+        <w:t>: 2026년 05월 05일</w:t>
+      </w:r>
+    </w:p>
+    <w:p>
+      <w:r/>
+      <w:r>
+        <w:rPr>
+          <w:b/>
+        </w:rPr>
+        <w:t>버전</w:t>
+      </w:r>
+      <w:r>
+        <w:t>: v1.0</w:t>
+      </w:r>
+    </w:p>
+    <w:p>
+      <w:r/>
+      <w:r>
+        <w:rPr>
+          <w:b/>
+        </w:rPr>
+        <w:t>개발 도구</w:t>
+      </w:r>
+      <w:r>
+        <w:t>: Gemini 3.1 Pro (Google DeepMind)</w:t>
+      </w:r>
+    </w:p>
+    <w:p>
+      <w:r>
+        <w:t>---</w:t>
       </w:r>
     </w:p>
     <w:p>
@@ -23,170 +76,12 @@
         <w:pStyle w:val="Heading3"/>
       </w:pPr>
       <w:r>
-        <w:t>1.1 SW History (버전 관리 이력)</w:t>
+        <w:t>1.1 목적 (Purpose)</w:t>
       </w:r>
     </w:p>
-    <w:tbl>
-      <w:tblPr>
-        <w:tblStyle w:val="TableGrid"/>
-        <w:tblW w:type="auto" w:w="0"/>
-        <w:tblLook w:firstColumn="1" w:firstRow="1" w:lastColumn="0" w:lastRow="0" w:noHBand="0" w:noVBand="1" w:val="04A0"/>
-      </w:tblPr>
-      <w:tblGrid>
-        <w:gridCol w:w="2880"/>
-        <w:gridCol w:w="2880"/>
-        <w:gridCol w:w="2880"/>
-      </w:tblGrid>
-      <w:tr>
-        <w:tc>
-          <w:tcPr>
-            <w:tcW w:type="dxa" w:w="2880"/>
-          </w:tcPr>
-          <w:p>
-            <w:r>
-              <w:rPr>
-                <w:b/>
-              </w:rPr>
-              <w:t>버전</w:t>
-            </w:r>
-          </w:p>
-        </w:tc>
-        <w:tc>
-          <w:tcPr>
-            <w:tcW w:type="dxa" w:w="2880"/>
-          </w:tcPr>
-          <w:p>
-            <w:r>
-              <w:rPr>
-                <w:b/>
-              </w:rPr>
-              <w:t>일자</w:t>
-            </w:r>
-          </w:p>
-        </w:tc>
-        <w:tc>
-          <w:tcPr>
-            <w:tcW w:type="dxa" w:w="2880"/>
-          </w:tcPr>
-          <w:p>
-            <w:r>
-              <w:rPr>
-                <w:b/>
-              </w:rPr>
-              <w:t>변경 사항</w:t>
-            </w:r>
-          </w:p>
-        </w:tc>
-      </w:tr>
-      <w:tr>
-        <w:tc>
-          <w:tcPr>
-            <w:tcW w:type="dxa" w:w="2880"/>
-          </w:tcPr>
-          <w:p>
-            <w:r>
-              <w:t>**V1.0**</w:t>
-            </w:r>
-          </w:p>
-        </w:tc>
-        <w:tc>
-          <w:tcPr>
-            <w:tcW w:type="dxa" w:w="2880"/>
-          </w:tcPr>
-          <w:p>
-            <w:r>
-              <w:t>2026.04</w:t>
-            </w:r>
-          </w:p>
-        </w:tc>
-        <w:tc>
-          <w:tcPr>
-            <w:tcW w:type="dxa" w:w="2880"/>
-          </w:tcPr>
-          <w:p>
-            <w:r>
-              <w:t>초기 근태 관리 시스템 설계 및 구축 (SQLite + PyWebView)</w:t>
-            </w:r>
-          </w:p>
-        </w:tc>
-      </w:tr>
-      <w:tr>
-        <w:tc>
-          <w:tcPr>
-            <w:tcW w:type="dxa" w:w="2880"/>
-          </w:tcPr>
-          <w:p>
-            <w:r>
-              <w:t>**V1.1**</w:t>
-            </w:r>
-          </w:p>
-        </w:tc>
-        <w:tc>
-          <w:tcPr>
-            <w:tcW w:type="dxa" w:w="2880"/>
-          </w:tcPr>
-          <w:p>
-            <w:r>
-              <w:t>2026.05</w:t>
-            </w:r>
-          </w:p>
-        </w:tc>
-        <w:tc>
-          <w:tcPr>
-            <w:tcW w:type="dxa" w:w="2880"/>
-          </w:tcPr>
-          <w:p>
-            <w:r>
-              <w:t>연간 근무표 다운로드, 누락일자 자동 채우기 기능 추가</w:t>
-            </w:r>
-          </w:p>
-        </w:tc>
-      </w:tr>
-      <w:tr>
-        <w:tc>
-          <w:tcPr>
-            <w:tcW w:type="dxa" w:w="2880"/>
-          </w:tcPr>
-          <w:p>
-            <w:r>
-              <w:t>**V1.2**</w:t>
-            </w:r>
-          </w:p>
-        </w:tc>
-        <w:tc>
-          <w:tcPr>
-            <w:tcW w:type="dxa" w:w="2880"/>
-          </w:tcPr>
-          <w:p>
-            <w:r>
-              <w:t>2026.06</w:t>
-            </w:r>
-          </w:p>
-        </w:tc>
-        <w:tc>
-          <w:tcPr>
-            <w:tcW w:type="dxa" w:w="2880"/>
-          </w:tcPr>
-          <w:p>
-            <w:r>
-              <w:t>휴게시간 선적용 기준 변경, 발생/사용 연장근로 단위 절삭 로직 적용, UI 단위 개선</w:t>
-            </w:r>
-          </w:p>
-        </w:tc>
-      </w:tr>
-    </w:tbl>
     <w:p>
       <w:r>
-        <w:t xml:space="preserve">본 문서는 사내 근태 규정에 부합하도록 설계된 Python 기반 로컬 데스크톱 애플리케이션 </w:t>
-      </w:r>
-      <w:r>
-        <w:rPr>
-          <w:b/>
-        </w:rPr>
-        <w:t>'WorkTimeManager'</w:t>
-      </w:r>
-      <w:r>
-        <w:t xml:space="preserve"> 의 주요 기능과 소프트웨어 요구사항 명세를 정의한다.</w:t>
+        <w:t>본 문서는 'GSI Automotive 근태 관리 프로그램'의 기능적, 비기능적 요구사항을 명확히 정의하여 소프트웨어의 개발, 테스트 및 유지보수의 기준을 확립하는 데 그 목적이 있습니다.</w:t>
       </w:r>
     </w:p>
     <w:p>
@@ -199,7 +94,7 @@
     </w:p>
     <w:p>
       <w:r>
-        <w:t>본 프로그램은 사용자의 일일 근무 시간 기록, 연장근로 시간 산출 및 적립, 휴가/반차 등의 근태 관리, 그리고 엑셀 형태의 데이터 입출력 기능을 제공한다. 사내 망과 독립적으로 오프라인 환경에서도 동작할 수 있도록 로컬 SQLite 데이터베이스를 사용한다.</w:t>
+        <w:t>본 프로그램은 데스크톱 기반의 로컬 애플리케이션으로, 사용자의 일일 근무 시간 기록, 연장근로 시간 산출 및 적립, 휴가/반차 등의 근태 형태 관리, 주간 52시간 근무 한도 모니터링, 그리고 엑셀 형태의 데이터 입출력 기능을 제공합니다. 사내 망과 독립적으로 오프라인 환경에서도 동작할 수 있도록 로컬 SQLite 데이터베이스를 사용합니다.</w:t>
       </w:r>
     </w:p>
     <w:p>
@@ -220,7 +115,20 @@
         <w:pStyle w:val="Heading3"/>
       </w:pPr>
       <w:r>
-        <w:t>2.1 시스템 환경 (System Environment)</w:t>
+        <w:t>2.1 제품 관점 (Product Perspective)</w:t>
+      </w:r>
+    </w:p>
+    <w:p>
+      <w:r>
+        <w:t>본 소프트웨어는 Python의 `pywebview` 라이브러리를 활용하여 프론트엔드(HTML/CSS/JS)와 백엔드(Python/SQLite)가 하나로 통합된 데스크톱 애플리케이션 형태로 배포됩니다. 외부 서버 의존성 없이 단독 실행(`Standalone`)이 가능합니다.</w:t>
+      </w:r>
+    </w:p>
+    <w:p>
+      <w:pPr>
+        <w:pStyle w:val="Heading3"/>
+      </w:pPr>
+      <w:r>
+        <w:t>2.2 사용자 계층 (User Classes and Characteristics)</w:t>
       </w:r>
     </w:p>
     <w:p>
@@ -228,7 +136,7 @@
         <w:pStyle w:val="ListBullet"/>
       </w:pPr>
       <w:r>
-        <w:t>개발 언어: Python 3 (백엔드), HTML/CSS/JavaScript (프론트엔드)</w:t>
+        <w:t>일반 사용자 (직원): 본인의 근무 시간을 기입하고 주간/월간 근무 현황 및 연장근로 잔여 시간을 확인하는 주 사용자.</w:t>
       </w:r>
     </w:p>
     <w:p>
@@ -236,7 +144,15 @@
         <w:pStyle w:val="ListBullet"/>
       </w:pPr>
       <w:r>
-        <w:t>프레임워크: PyWebView (윈도우 WebView2 엔진 사용)</w:t>
+        <w:t>관리자: 연장근로 시간의 유효기간 만료 시 이를 연장(승인)해 줄 수 있는 권한을 가진 사용자 (비밀번호 기반 인증).</w:t>
+      </w:r>
+    </w:p>
+    <w:p>
+      <w:pPr>
+        <w:pStyle w:val="Heading3"/>
+      </w:pPr>
+      <w:r>
+        <w:t>2.3 운영 환경 (Operating Environment)</w:t>
       </w:r>
     </w:p>
     <w:p>
@@ -244,7 +160,7 @@
         <w:pStyle w:val="ListBullet"/>
       </w:pPr>
       <w:r>
-        <w:t>데이터베이스: SQLite (로컬 파일 기반, `worktime.db`)</w:t>
+        <w:t>OS: Windows 10 / 11 (WebView2 런타임 필요)</w:t>
       </w:r>
     </w:p>
     <w:p>
@@ -252,7 +168,7 @@
         <w:pStyle w:val="ListBullet"/>
       </w:pPr>
       <w:r>
-        <w:t>실행 형태: PyInstaller를 통해 단일 실행 파일(`.exe`) 형태로 배포. (DB는 실행 파일과 동일 경로 혹은 사용자 AppData 폴더에 생성됨)</w:t>
+        <w:t>DB: SQLite3 (로컬 파일 기반 `worktime.db`)</w:t>
       </w:r>
     </w:p>
     <w:p>
@@ -265,7 +181,7 @@
         <w:pStyle w:val="Heading2"/>
       </w:pPr>
       <w:r>
-        <w:t>3. 세부 기능 요구사항 (Specific Requirements)</w:t>
+        <w:t>3. 기능적 요구사항 (Functional Requirements)</w:t>
       </w:r>
     </w:p>
     <w:p>
@@ -273,7 +189,7 @@
         <w:pStyle w:val="Heading3"/>
       </w:pPr>
       <w:r>
-        <w:t>3.1 사용자 계정 관리</w:t>
+        <w:t>3.1 사용자 관리 (User Management)</w:t>
       </w:r>
     </w:p>
     <w:p>
@@ -281,7 +197,7 @@
         <w:pStyle w:val="ListBullet"/>
       </w:pPr>
       <w:r>
-        <w:t>[User-001] 사용자 추가: 다수의 사용자를 등록하여 한 PC에서 여러 인원의 근태를 개별적으로 관리할 수 있다. (DB 초기화 시 기본 등록 팝업창 표출)</w:t>
+        <w:t>[WorkTime-001] 사용자 추가: 사용자는 본인의 이름을 입력하여 새로운 사용자 프로필을 생성할 수 있다.</w:t>
       </w:r>
     </w:p>
     <w:p>
@@ -289,7 +205,15 @@
         <w:pStyle w:val="ListBullet"/>
       </w:pPr>
       <w:r>
-        <w:t>[User-002] 사용자 삭제: 특정 사용자를 삭제할 수 있으며, 이 경우 해당 사용자의 모든 근무 기록이 함께 영구 삭제된다. 삭제 시 확인 창(Confirm)을 통해 오작동을 방지한다.</w:t>
+        <w:t>[WorkTime-002] 사용자 삭제: 등록된 사용자를 삭제할 수 있으며, 삭제 시 해당 사용자의 모든 근무 기록이 함께 영구 삭제된다.</w:t>
+      </w:r>
+    </w:p>
+    <w:p>
+      <w:pPr>
+        <w:pStyle w:val="ListBullet"/>
+      </w:pPr>
+      <w:r>
+        <w:t>[WorkTime-003] 사용자 전환: 드롭다운 메뉴를 통해 등록된 사용자 간 전환이 가능해야 하며, 전환 시 해당 사용자의 데이터만 화면에 표출되어야 한다.</w:t>
       </w:r>
     </w:p>
     <w:p>
@@ -297,7 +221,7 @@
         <w:pStyle w:val="Heading3"/>
       </w:pPr>
       <w:r>
-        <w:t>3.2 근무 시간 입력 및 휴게시간 계산 규칙</w:t>
+        <w:t>3.2 근무 시간 입력 및 산출 (Work Time Entry &amp; Calculation)</w:t>
       </w:r>
     </w:p>
     <w:p>
@@ -305,7 +229,7 @@
         <w:pStyle w:val="ListBullet"/>
       </w:pPr>
       <w:r>
-        <w:t>[WorkTime-001] 근태 형태 선택: 정상 근무, 오전/오후 반차, 공휴일/특별휴가(명칭 입력 가능), 연차, 공가, 반공가+반차, 병가, 휴무 등 근태 유형을 선택할 수 있다.</w:t>
+        <w:t>[WorkTime-004] 근태 형태 선택: 정상 근무, 오전/오후 반차, 공휴일(명칭 입력 가능), 연차, 공가, 병가, 연장근로 시간 사용 중 하나를 선택할 수 있다. 요일이 함께 표시된다.</w:t>
       </w:r>
     </w:p>
     <w:p>
@@ -313,7 +237,7 @@
         <w:pStyle w:val="ListBullet"/>
       </w:pPr>
       <w:r>
-        <w:t>[WorkTime-002] 출퇴근 시간 기입: 출근 시간과 퇴근 시간(예: 08:30 ~ 17:30)을 입력하며, 개인적인 비근무 시간을 분 단위로 가감할 수 있다.</w:t>
+        <w:t>[WorkTime-005] 출퇴근 시간 입력: 출근 시간과 퇴근 시간을 입력받는다. 휴무/반차 외엔 사용연장근로 입력이 불가능하다.</w:t>
       </w:r>
     </w:p>
     <w:p>
@@ -321,7 +245,7 @@
         <w:pStyle w:val="ListBullet"/>
       </w:pPr>
       <w:r>
-        <w:t>[WorkTime-003] 법정 휴게시간 산정: 출퇴근 시간 간 체류 시간에 따라 법정 휴게시간이 자동 산정되어 실근무시간에서 차감된다.</w:t>
+        <w:t>[WorkTime-006] 비근무 시간 및 휴게 시간 차감: 개인적인 비근무 시간을 분 단위로 가감할 수 있으며, 법정 휴게시간이 자동 차감된다.</w:t>
       </w:r>
     </w:p>
     <w:p>
@@ -329,7 +253,7 @@
         <w:pStyle w:val="ListBullet"/>
       </w:pPr>
       <w:r>
-        <w:t>기본 원칙: 4시간당 30분의 휴게시간 차감.</w:t>
+        <w:t>*휴게시간 상세 규칙*: 9시간(8시간 근무+1시간 휴게) 경과 시 즉시 30분 선차감, 이후 연장 근무시간 4시간 마다 추가로 30분씩 휴게시간이 차감된다. (예: 22시 퇴근 1.5h, 02시 퇴근 2h)</w:t>
       </w:r>
     </w:p>
     <w:p>
@@ -337,7 +261,7 @@
         <w:pStyle w:val="ListBullet"/>
       </w:pPr>
       <w:r>
-        <w:t>[WorkTime-004] 야근 시 고정 휴게시간 선적용 (내규 반영):</w:t>
+        <w:t>[WorkTime-007] 연장근로 산출: 실근무시간이 소정근로시간(일 8시간)을 초과할 경우, 초과분은 발생 연장근로 시간으로 산출되며, 반드시 30분 단위로 내림(절삭) 하여 적립된다. (예: 1시간 10분 -&gt; 1시간)</w:t>
       </w:r>
     </w:p>
     <w:p>
@@ -345,7 +269,15 @@
         <w:pStyle w:val="ListBullet"/>
       </w:pPr>
       <w:r>
-        <w:t>9시간(8시간 정상근무 + 1시간 점심)을 초과하여 체류할 경우, 초과된 최초 30분은 야간 휴게시간으로 무조건(선) 차감된다.</w:t>
+        <w:t>[WorkTime-008] 누락 일자 자동 생성 &lt;span style="color:red"&gt;(TBD)&lt;/span&gt;: 사용자가 기입하지 않은 평일/주말 일자에 대해 자동으로 기본 정보를 채워 넣는 기능이 동작한다.</w:t>
+      </w:r>
+    </w:p>
+    <w:p>
+      <w:pPr>
+        <w:pStyle w:val="Heading3"/>
+      </w:pPr>
+      <w:r>
+        <w:t>3.3 연장근로 시간 관리 (Overtime Vault)</w:t>
       </w:r>
     </w:p>
     <w:p>
@@ -353,7 +285,31 @@
         <w:pStyle w:val="ListBullet"/>
       </w:pPr>
       <w:r>
-        <w:t>예: 09:00 출근 ~ 18:00 퇴근(9시간 체류)의 경우 실근무 8시간. 18:30까지 근무 시 30분은 야간 휴게시간으로 간주되어 추가 연장근로 없음.</w:t>
+        <w:t>[WorkTime-009] 연장근로 시간 사용: 적립된 연장근로 시간을 시간 단위로 입력하여 소진할 수 있다. (선입선출, FIFO 방식으로 앞서 발생한 연장근로부터 차감)</w:t>
+      </w:r>
+    </w:p>
+    <w:p>
+      <w:pPr>
+        <w:pStyle w:val="ListBullet"/>
+      </w:pPr>
+      <w:r>
+        <w:t>[WorkTime-010] 유효기간 관리: 적립된 연장근로 시간은 원칙적으로 발생일 기준 +1개월 뒤 만료되며, 대시보드에서 1개월(7일 이내 만료 예정)이 다가오는 시간을 경고 표시한다.</w:t>
+      </w:r>
+    </w:p>
+    <w:p>
+      <w:pPr>
+        <w:pStyle w:val="ListBullet"/>
+      </w:pPr>
+      <w:r>
+        <w:t>[WorkTime-011] 유효기간 연장(관리자): 만료 예정인 연장근로 시간에 대하여, 관리자가 소멸 행의 연장 버튼을 클릭하여 새로운 만료 예정일을 지정함으로써 유효기간을 연장할 수 있다.</w:t>
+      </w:r>
+    </w:p>
+    <w:p>
+      <w:pPr>
+        <w:pStyle w:val="ListBullet"/>
+      </w:pPr>
+      <w:r>
+        <w:t>[WorkTime-012] 연간 연장근로 현황(통합 장부): 발생, 사용, 소멸, 잔여 등 모든 연장근로 내역을 일자별 하나의 장부 형태로 통합하여 연단위로 제공한다.</w:t>
       </w:r>
     </w:p>
     <w:p>
@@ -361,7 +317,7 @@
         <w:pStyle w:val="Heading3"/>
       </w:pPr>
       <w:r>
-        <w:t>3.3 연장근로 시간 산출 및 관리</w:t>
+        <w:t>3.4 대시보드 및 통계 (Dashboard &amp; Statistics)</w:t>
       </w:r>
     </w:p>
     <w:p>
@@ -369,7 +325,7 @@
         <w:pStyle w:val="ListBullet"/>
       </w:pPr>
       <w:r>
-        <w:t>[Overtime-001] 연장근로 산출: 실근무시간이 일 소정근로시간(8시간)을 초과할 경우 초과분은 발생 연장근로 시간으로 계산된다. 주말(토, 일)의 경우 근무 시간 전체가 연장근로로 산정된다.</w:t>
+        <w:t>[WorkTime-013] 주간 누적 근무 모니터링: 선택된 주차의 총 실근무시간을 시각적(프로그레스 바)으로 제공한다.</w:t>
       </w:r>
     </w:p>
     <w:p>
@@ -377,7 +333,7 @@
         <w:pStyle w:val="ListBullet"/>
       </w:pPr>
       <w:r>
-        <w:t>[Overtime-002] 주 단위 연장근로 한도: 주 52시간 제도를 반영하여, 주당 발생 연장근로가 12시간(720분)을 초과할 경우 그 이상은 적립되지 않도록 한도가 적용된다.</w:t>
+        <w:t>[WorkTime-014] 주 52시간 경고: 주간 근무시간이 46시간 이상일 시 경고(주황색), 52시간 도달 시 위험(빨간색)으로 표출된다.</w:t>
       </w:r>
     </w:p>
     <w:p>
@@ -385,7 +341,7 @@
         <w:pStyle w:val="ListBullet"/>
       </w:pPr>
       <w:r>
-        <w:t>[Overtime-003] 발생 연장근로 단위: 계산된 발생 연장근로 시간은 10분 단위로 내림(버림) 처리하여 저장된다. (예: 49분 발생 시 40분으로 인정)</w:t>
+        <w:t>[WorkTime-015] 잔여 연장근로 요약: 현재 사용할 수 있는 총 잔여 연장근로 시간을 대시보드에 표출하며 만료 예정 시간을 함께 띄워준다.</w:t>
       </w:r>
     </w:p>
     <w:p>
@@ -393,7 +349,15 @@
         <w:pStyle w:val="ListBullet"/>
       </w:pPr>
       <w:r>
-        <w:t>[Overtime-004] 연장근로 배수 적용: 월간 기준, 최초 20시간(1,200분)의 연장근로에 대해서는 1배수로 누적되며, 이를 초과한 연장근로에 대해서는 1.5배의 가산율이 적용되어 적립된다.</w:t>
+        <w:t>[WorkTime-016] 연간 누적 통계 표시: 연간 근무표에는 누적된 연장근로 시간, 잔여 연장근로시간, 사용된 연장근로시간 3가지가 모두 표시되어야 한다.</w:t>
+      </w:r>
+    </w:p>
+    <w:p>
+      <w:pPr>
+        <w:pStyle w:val="Heading3"/>
+      </w:pPr>
+      <w:r>
+        <w:t>3.5 데이터 입출력 (Data I/O)</w:t>
       </w:r>
     </w:p>
     <w:p>
@@ -401,7 +365,7 @@
         <w:pStyle w:val="ListBullet"/>
       </w:pPr>
       <w:r>
-        <w:t>[Overtime-005] 연장근로 사용 및 단위:</w:t>
+        <w:t>[WorkTime-017] 월간 근무표 조회: 일자별 누적 잔여 연장근로 시간을 포함한 근무 기록을 테이블로 조회한다.</w:t>
       </w:r>
     </w:p>
     <w:p>
@@ -409,7 +373,7 @@
         <w:pStyle w:val="ListBullet"/>
       </w:pPr>
       <w:r>
-        <w:t>누적된 연장근로는 반차, 휴무 등으로 대체 사용할 수 있다.</w:t>
+        <w:t>[WorkTime-018] 엑셀 내보내기: 근무 내역을 엑셀로 내보내며, 휴가류(빨간색), 반차(초록색), 휴무(파란색)으로 텍스트 컬러를 적용하여 직관성을 높인다.</w:t>
       </w:r>
     </w:p>
     <w:p>
@@ -417,7 +381,7 @@
         <w:pStyle w:val="ListBullet"/>
       </w:pPr>
       <w:r>
-        <w:t>사용 연장근로 시간은 화면의 간편 버튼을 통해 기입할 수 있으며, 수동 기입 시 30분(0.5시간) 단위로 내림 처리되어 적용된다.</w:t>
+        <w:t>[WorkTime-019] 엑셀 불러오기: '일자, 근무형태, 출근, 퇴근, 비근무시간, 사용연장근로' 6가지 컬럼이 포함된 템플릿을 사용하여 일괄 업로드 및 휴게/연장 자동 계산을 처리한다.</w:t>
       </w:r>
     </w:p>
     <w:p>
@@ -425,7 +389,7 @@
         <w:pStyle w:val="Heading3"/>
       </w:pPr>
       <w:r>
-        <w:t>3.4 데이터 시각화 및 집계</w:t>
+        <w:t>3.6 환경설정 (Settings)</w:t>
       </w:r>
     </w:p>
     <w:p>
@@ -433,7 +397,28 @@
         <w:pStyle w:val="ListBullet"/>
       </w:pPr>
       <w:r>
-        <w:t>[View-001] 월간/주간 뷰 제공: 사용자는 월별 근무 기록을 캘린더 형태의 테이블(월간 근무표)로 확인할 수 있으며, 특정 주를 선택해 주간 근무 기록(총 실근무시간 및 누적 연장근로)을 조회할 수 있다.</w:t>
+        <w:t>[WorkTime-020] 비밀번호 변경: 환경설정 메뉴를 통해 기존 관리자 비밀번호를 확인하고 새로운 비밀번호로 변경할 수 있다.</w:t>
+      </w:r>
+    </w:p>
+    <w:p>
+      <w:r>
+        <w:t>---</w:t>
+      </w:r>
+    </w:p>
+    <w:p>
+      <w:pPr>
+        <w:pStyle w:val="Heading2"/>
+      </w:pPr>
+      <w:r>
+        <w:t>4. 비기능적 요구사항 (Non-Functional Requirements)</w:t>
+      </w:r>
+    </w:p>
+    <w:p>
+      <w:pPr>
+        <w:pStyle w:val="Heading3"/>
+      </w:pPr>
+      <w:r>
+        <w:t>4.1 성능 및 사용성 (Performance &amp; Usability)</w:t>
       </w:r>
     </w:p>
     <w:p>
@@ -441,7 +426,7 @@
         <w:pStyle w:val="ListBullet"/>
       </w:pPr>
       <w:r>
-        <w:t>[View-002] 잔여 연장근로 모니터링 (금고): 현재 사용자가 보유한 총 잔여 연장근로, 이월된 연장근로(전월), 이번 달 발생/사용 연장근로를 한눈에 볼 수 있는 대시보드가 제공된다.</w:t>
+        <w:t>[WorkTime-101] UI/UX 디자인: UI는 Glassmorphism 디자인을 채택하여 심미성을 높이며, 다크 테마 기반으로 눈의 피로를 최소화한다.</w:t>
       </w:r>
     </w:p>
     <w:p>
@@ -449,7 +434,7 @@
         <w:pStyle w:val="ListBullet"/>
       </w:pPr>
       <w:r>
-        <w:t>[View-003] 누락 일자 자동 채우기: 사용자가 데이터를 기입하지 않은 이전 일자들(평일)을 08:30~17:30(실근무 8시간) 기본 데이터로 일괄 채우는 편의 기능을 제공한다. 공휴일이나 휴가 등은 추후 수동으로 수정해야 한다는 주의문구가 표출된다.</w:t>
+        <w:t>[WorkTime-102] 반응 속도: 프로그램 실행 후 초기 로딩 및 탭 전환은 지연 없이 즉각적으로(1초 이내) 이루어져야 한다.</w:t>
       </w:r>
     </w:p>
     <w:p>
@@ -457,7 +442,7 @@
         <w:pStyle w:val="Heading3"/>
       </w:pPr>
       <w:r>
-        <w:t>3.5 엑셀 입출력 (Export/Import)</w:t>
+        <w:t>4.2 보안 및 안정성 (Security &amp; Reliability)</w:t>
       </w:r>
     </w:p>
     <w:p>
@@ -465,7 +450,7 @@
         <w:pStyle w:val="ListBullet"/>
       </w:pPr>
       <w:r>
-        <w:t>[Excel-001] 월간 엑셀 내보내기: 선택된 월의 근무 기록과 통계(발생/사용/잔여 연장근로)를 엑셀(`*.xlsx`) 파일로 저장한다.</w:t>
+        <w:t>[WorkTime-103] 관리자 인증: 관리자 기능은 하드코딩된 패스워드 로직 또는 설정 파일을 통한 암호화된 비교를 거쳐 인가된 사용자만 접근 가능하도록 한다.</w:t>
       </w:r>
     </w:p>
     <w:p>
@@ -473,7 +458,15 @@
         <w:pStyle w:val="ListBullet"/>
       </w:pPr>
       <w:r>
-        <w:t>[Excel-002] 연간 엑셀 내보내기: 특정 연도를 선택하여 해당 연도의 전체 근무 기록을 엑셀로 추출한다. 모든 사용자('전체')를 대상으로 추출할 경우 각 사용자별로 시트(Sheet)를 나누어 하나의 파일에 저장한다.</w:t>
+        <w:t>[WorkTime-104] 트랜잭션 안전성: SQLite `Database Locked` 오류를 방지하기 위해 단일 스레드 또는 순차적 Context Manager를 통한 트랜잭션 관리를 수행한다.</w:t>
+      </w:r>
+    </w:p>
+    <w:p>
+      <w:pPr>
+        <w:pStyle w:val="Heading3"/>
+      </w:pPr>
+      <w:r>
+        <w:t>4.3 이식성 (Portability)</w:t>
       </w:r>
     </w:p>
     <w:p>
@@ -481,23 +474,7 @@
         <w:pStyle w:val="ListBullet"/>
       </w:pPr>
       <w:r>
-        <w:t>[Excel-003] 엑셀 데이터 불러오기(Import): 제공된 양식 혹은 추출된 엑셀 파일을 통해 오프라인에서 수정한 근무 기록을 시스템으로 대량 불러올 수 있다.</w:t>
-      </w:r>
-    </w:p>
-    <w:p>
-      <w:pPr>
-        <w:pStyle w:val="ListBullet"/>
-      </w:pPr>
-      <w:r>
-        <w:t>지원 포맷: 월간 및 연간 추출 포맷의 단일 시트 데이터 지원.</w:t>
-      </w:r>
-    </w:p>
-    <w:p>
-      <w:pPr>
-        <w:pStyle w:val="ListBullet"/>
-      </w:pPr>
-      <w:r>
-        <w:t>불러오기 시 입력된 '사용연장근로' 값은 30분 단위 절삭 룰(`Overtime-005`)의 적용을 받는다.</w:t>
+        <w:t>[WorkTime-105] 단일 패키징 &lt;span style="color:red"&gt;(TBD)&lt;/span&gt;: 파이썬 인터프리터가 없는 일반 PC에서도 실행 가능하도록 PyInstaller 등을 통해 단일 `.exe` 실행 파일로 패키징할 수 있어야 한다.</w:t>
       </w:r>
     </w:p>
     <w:sectPr>

--- a/WorkTimeManager_SWRS.docx
+++ b/WorkTimeManager_SWRS.docx
@@ -229,7 +229,7 @@
         <w:pStyle w:val="ListBullet"/>
       </w:pPr>
       <w:r>
-        <w:t>[WorkTime-004] 근태 형태 선택: 정상 근무, 오전/오후 반차, 공휴일(명칭 입력 가능), 연차, 공가, 병가, 연장근로 시간 사용 중 하나를 선택할 수 있다. 요일이 함께 표시된다.</w:t>
+        <w:t>[WorkTime-004] 근태 형태 선택: 정상 근무, 오전/오후 반차, 공휴일(명칭 입력 가능), 연차, 공가, 병가, 연장근로 시간 사용 중 하나를 선택할 수 있다. 선택한 형태에 따라 UI가 유동적으로 변하며, 휴무/정상근무/반차 외의 휴가류 선택 시 연장근로 시간 필드는 숨김 처리된다.</w:t>
       </w:r>
     </w:p>
     <w:p>
@@ -237,7 +237,7 @@
         <w:pStyle w:val="ListBullet"/>
       </w:pPr>
       <w:r>
-        <w:t>[WorkTime-005] 출퇴근 시간 입력: 출근 시간과 퇴근 시간을 입력받는다. 휴무/반차 외엔 사용연장근로 입력이 불가능하다.</w:t>
+        <w:t>[WorkTime-005] 출퇴근 시간 입력: 출근 시간과 퇴근 시간을 입력받는다. 날짜 입력기 우측에 해당하는 요일이 함께 표출된다.</w:t>
       </w:r>
     </w:p>
     <w:p>
@@ -261,7 +261,7 @@
         <w:pStyle w:val="ListBullet"/>
       </w:pPr>
       <w:r>
-        <w:t>[WorkTime-007] 연장근로 산출: 실근무시간이 소정근로시간(일 8시간)을 초과할 경우, 초과분은 발생 연장근로 시간으로 산출되며, 반드시 30분 단위로 내림(절삭) 하여 적립된다. (예: 1시간 10분 -&gt; 1시간)</w:t>
+        <w:t>[WorkTime-007] 연장근로 산출: 실근무시간이 소정근로시간(일 8시간)을 초과할 경우, 초과분은 발생 연장근로 시간으로 산출되며, 반드시 30분 단위로 내림(절삭) 하여 적립된다. (예: 1시간 10분 -&gt; 1시간, 40분 -&gt; 30분)</w:t>
       </w:r>
     </w:p>
     <w:p>
@@ -333,7 +333,7 @@
         <w:pStyle w:val="ListBullet"/>
       </w:pPr>
       <w:r>
-        <w:t>[WorkTime-014] 주 52시간 경고: 주간 근무시간이 46시간 이상일 시 경고(주황색), 52시간 도달 시 위험(빨간색)으로 표출된다.</w:t>
+        <w:t>[WorkTime-014] 주 52시간 한도 안내: 주간 총 근무시간(정규+연장)이 46시간 이상일 시 경고(주황색), 52시간 도달 시 위험(빨간색)으로 표출된다. 별도의 주 단위 연장근로 한도(예: 12시간) 로직은 적용하지 않는다.</w:t>
       </w:r>
     </w:p>
     <w:p>
@@ -349,7 +349,7 @@
         <w:pStyle w:val="ListBullet"/>
       </w:pPr>
       <w:r>
-        <w:t>[WorkTime-016] 연간 누적 통계 표시: 연간 근무표에는 누적된 연장근로 시간, 잔여 연장근로시간, 사용된 연장근로시간 3가지가 모두 표시되어야 한다.</w:t>
+        <w:t>[WorkTime-016] 연간 누적 통계 표시: 연간 근무표에는 누적된 연장근로 시간, 잔여 연장근로시간, 사용된 연장근로시간 3가지가 모두 표시되어야 한다. 잔여 연장근로시간은 0으로 리셋되지 않고 가장 마지막에 기록된 날짜를 기준으로 산출된다.</w:t>
       </w:r>
     </w:p>
     <w:p>
@@ -373,7 +373,22 @@
         <w:pStyle w:val="ListBullet"/>
       </w:pPr>
       <w:r>
-        <w:t>[WorkTime-018] 엑셀 내보내기: 근무 내역을 엑셀로 내보내며, 휴가류(빨간색), 반차(초록색), 휴무(파란색)으로 텍스트 컬러를 적용하여 직관성을 높인다.</w:t>
+        <w:t>[WorkTime-018] 엑셀 내보내기 컬러 포맷: 근무 내역 엑셀 내보내기 시 가독성을 위해 다음과 같이 컬러를 지정한다.</w:t>
+      </w:r>
+    </w:p>
+    <w:p>
+      <w:r>
+        <w:t>1. 공휴일, 공가, 휴가, 특별휴가: 빨간색</w:t>
+      </w:r>
+    </w:p>
+    <w:p>
+      <w:r>
+        <w:t>2. 연장 근로 휴무: 파란색</w:t>
+      </w:r>
+    </w:p>
+    <w:p>
+      <w:r>
+        <w:t>3. 반차류: 초록색</w:t>
       </w:r>
     </w:p>
     <w:p>
